--- a/lessons/8-5/homework.docx
+++ b/lessons/8-5/homework.docx
@@ -106,7 +106,55 @@
     </w:p>
     <w:p>
       <w:pPr>
-        <w:spacing w:after="60"/>
+        <w:keepNext/>
+        <w:spacing w:after="20" w:before="80"/>
+        <w:jc w:val="center"/>
+      </w:pPr>
+      <w:r>
+        <w:drawing>
+          <wp:inline distT="0" distB="0" distL="0" distR="0">
+            <wp:extent cx="1047750" cy="790575"/>
+            <wp:effectExtent t="0" r="0" b="0" l="0"/>
+            <wp:docPr id="1" name="" descr="" title=""/>
+            <wp:cNvGraphicFramePr>
+              <a:graphicFrameLocks xmlns:a="http://schemas.openxmlformats.org/drawingml/2006/main" noChangeAspect="1"/>
+            </wp:cNvGraphicFramePr>
+            <a:graphic xmlns:a="http://schemas.openxmlformats.org/drawingml/2006/main">
+              <a:graphicData uri="http://schemas.openxmlformats.org/drawingml/2006/picture">
+                <pic:pic xmlns:pic="http://schemas.openxmlformats.org/drawingml/2006/picture">
+                  <pic:nvPicPr>
+                    <pic:cNvPr id="0" name="" descr=""/>
+                    <pic:cNvPicPr>
+                      <a:picLocks noChangeAspect="1" noChangeArrowheads="1"/>
+                    </pic:cNvPicPr>
+                  </pic:nvPicPr>
+                  <pic:blipFill>
+                    <a:blip r:embed="rId7" cstate="none"/>
+                    <a:srcRect/>
+                    <a:stretch>
+                      <a:fillRect/>
+                    </a:stretch>
+                  </pic:blipFill>
+                  <pic:spPr bwMode="auto">
+                    <a:xfrm>
+                      <a:off x="0" y="0"/>
+                      <a:ext cx="1047750" cy="790575"/>
+                    </a:xfrm>
+                    <a:prstGeom prst="rect">
+                      <a:avLst/>
+                    </a:prstGeom>
+                  </pic:spPr>
+                </pic:pic>
+              </a:graphicData>
+            </a:graphic>
+          </wp:inline>
+        </w:drawing>
+      </w:r>
+    </w:p>
+    <w:p>
+      <w:pPr>
+        <w:keepNext/>
+        <w:spacing w:after="120"/>
       </w:pPr>
       <w:r>
         <w:rPr>
@@ -116,12 +164,60 @@
         <w:t xml:space="preserve">Box Plot (Diagrama de caja)</w:t>
       </w:r>
       <w:r>
-        <w:t xml:space="preserve"> — A graph that shows the distribution of data using a five-number summary</w:t>
-      </w:r>
-    </w:p>
-    <w:p>
-      <w:pPr>
-        <w:spacing w:after="60"/>
+        <w:t xml:space="preserve"> — A graph that shows how data is spread using five key numbers.</w:t>
+      </w:r>
+    </w:p>
+    <w:p>
+      <w:pPr>
+        <w:keepNext/>
+        <w:spacing w:after="20" w:before="80"/>
+        <w:jc w:val="center"/>
+      </w:pPr>
+      <w:r>
+        <w:drawing>
+          <wp:inline distT="0" distB="0" distL="0" distR="0">
+            <wp:extent cx="1047750" cy="790575"/>
+            <wp:effectExtent t="0" r="0" b="0" l="0"/>
+            <wp:docPr id="1" name="" descr="" title=""/>
+            <wp:cNvGraphicFramePr>
+              <a:graphicFrameLocks xmlns:a="http://schemas.openxmlformats.org/drawingml/2006/main" noChangeAspect="1"/>
+            </wp:cNvGraphicFramePr>
+            <a:graphic xmlns:a="http://schemas.openxmlformats.org/drawingml/2006/main">
+              <a:graphicData uri="http://schemas.openxmlformats.org/drawingml/2006/picture">
+                <pic:pic xmlns:pic="http://schemas.openxmlformats.org/drawingml/2006/picture">
+                  <pic:nvPicPr>
+                    <pic:cNvPr id="0" name="" descr=""/>
+                    <pic:cNvPicPr>
+                      <a:picLocks noChangeAspect="1" noChangeArrowheads="1"/>
+                    </pic:cNvPicPr>
+                  </pic:nvPicPr>
+                  <pic:blipFill>
+                    <a:blip r:embed="rId8" cstate="none"/>
+                    <a:srcRect/>
+                    <a:stretch>
+                      <a:fillRect/>
+                    </a:stretch>
+                  </pic:blipFill>
+                  <pic:spPr bwMode="auto">
+                    <a:xfrm>
+                      <a:off x="0" y="0"/>
+                      <a:ext cx="1047750" cy="790575"/>
+                    </a:xfrm>
+                    <a:prstGeom prst="rect">
+                      <a:avLst/>
+                    </a:prstGeom>
+                  </pic:spPr>
+                </pic:pic>
+              </a:graphicData>
+            </a:graphic>
+          </wp:inline>
+        </w:drawing>
+      </w:r>
+    </w:p>
+    <w:p>
+      <w:pPr>
+        <w:keepNext/>
+        <w:spacing w:after="120"/>
       </w:pPr>
       <w:r>
         <w:rPr>
@@ -131,12 +227,60 @@
         <w:t xml:space="preserve">Median (Mediana)</w:t>
       </w:r>
       <w:r>
-        <w:t xml:space="preserve"> — The middle value of an ordered data set; splits the data into two equal halves</w:t>
-      </w:r>
-    </w:p>
-    <w:p>
-      <w:pPr>
-        <w:spacing w:after="60"/>
+        <w:t xml:space="preserve"> — The middle number that splits the data in half.</w:t>
+      </w:r>
+    </w:p>
+    <w:p>
+      <w:pPr>
+        <w:keepNext/>
+        <w:spacing w:after="20" w:before="80"/>
+        <w:jc w:val="center"/>
+      </w:pPr>
+      <w:r>
+        <w:drawing>
+          <wp:inline distT="0" distB="0" distL="0" distR="0">
+            <wp:extent cx="1047750" cy="790575"/>
+            <wp:effectExtent t="0" r="0" b="0" l="0"/>
+            <wp:docPr id="1" name="" descr="" title=""/>
+            <wp:cNvGraphicFramePr>
+              <a:graphicFrameLocks xmlns:a="http://schemas.openxmlformats.org/drawingml/2006/main" noChangeAspect="1"/>
+            </wp:cNvGraphicFramePr>
+            <a:graphic xmlns:a="http://schemas.openxmlformats.org/drawingml/2006/main">
+              <a:graphicData uri="http://schemas.openxmlformats.org/drawingml/2006/picture">
+                <pic:pic xmlns:pic="http://schemas.openxmlformats.org/drawingml/2006/picture">
+                  <pic:nvPicPr>
+                    <pic:cNvPr id="0" name="" descr=""/>
+                    <pic:cNvPicPr>
+                      <a:picLocks noChangeAspect="1" noChangeArrowheads="1"/>
+                    </pic:cNvPicPr>
+                  </pic:nvPicPr>
+                  <pic:blipFill>
+                    <a:blip r:embed="rId9" cstate="none"/>
+                    <a:srcRect/>
+                    <a:stretch>
+                      <a:fillRect/>
+                    </a:stretch>
+                  </pic:blipFill>
+                  <pic:spPr bwMode="auto">
+                    <a:xfrm>
+                      <a:off x="0" y="0"/>
+                      <a:ext cx="1047750" cy="790575"/>
+                    </a:xfrm>
+                    <a:prstGeom prst="rect">
+                      <a:avLst/>
+                    </a:prstGeom>
+                  </pic:spPr>
+                </pic:pic>
+              </a:graphicData>
+            </a:graphic>
+          </wp:inline>
+        </w:drawing>
+      </w:r>
+    </w:p>
+    <w:p>
+      <w:pPr>
+        <w:keepNext/>
+        <w:spacing w:after="120"/>
       </w:pPr>
       <w:r>
         <w:rPr>
@@ -146,12 +290,60 @@
         <w:t xml:space="preserve">Quartile (Cuartil)</w:t>
       </w:r>
       <w:r>
-        <w:t xml:space="preserve"> — Values that divide an ordered data set into four equal parts (Q1 and Q3)</w:t>
-      </w:r>
-    </w:p>
-    <w:p>
-      <w:pPr>
-        <w:spacing w:after="60"/>
+        <w:t xml:space="preserve"> — Numbers that split the data into four equal parts.</w:t>
+      </w:r>
+    </w:p>
+    <w:p>
+      <w:pPr>
+        <w:keepNext/>
+        <w:spacing w:after="20" w:before="80"/>
+        <w:jc w:val="center"/>
+      </w:pPr>
+      <w:r>
+        <w:drawing>
+          <wp:inline distT="0" distB="0" distL="0" distR="0">
+            <wp:extent cx="1047750" cy="790575"/>
+            <wp:effectExtent t="0" r="0" b="0" l="0"/>
+            <wp:docPr id="1" name="" descr="" title=""/>
+            <wp:cNvGraphicFramePr>
+              <a:graphicFrameLocks xmlns:a="http://schemas.openxmlformats.org/drawingml/2006/main" noChangeAspect="1"/>
+            </wp:cNvGraphicFramePr>
+            <a:graphic xmlns:a="http://schemas.openxmlformats.org/drawingml/2006/main">
+              <a:graphicData uri="http://schemas.openxmlformats.org/drawingml/2006/picture">
+                <pic:pic xmlns:pic="http://schemas.openxmlformats.org/drawingml/2006/picture">
+                  <pic:nvPicPr>
+                    <pic:cNvPr id="0" name="" descr=""/>
+                    <pic:cNvPicPr>
+                      <a:picLocks noChangeAspect="1" noChangeArrowheads="1"/>
+                    </pic:cNvPicPr>
+                  </pic:nvPicPr>
+                  <pic:blipFill>
+                    <a:blip r:embed="rId10" cstate="none"/>
+                    <a:srcRect/>
+                    <a:stretch>
+                      <a:fillRect/>
+                    </a:stretch>
+                  </pic:blipFill>
+                  <pic:spPr bwMode="auto">
+                    <a:xfrm>
+                      <a:off x="0" y="0"/>
+                      <a:ext cx="1047750" cy="790575"/>
+                    </a:xfrm>
+                    <a:prstGeom prst="rect">
+                      <a:avLst/>
+                    </a:prstGeom>
+                  </pic:spPr>
+                </pic:pic>
+              </a:graphicData>
+            </a:graphic>
+          </wp:inline>
+        </w:drawing>
+      </w:r>
+    </w:p>
+    <w:p>
+      <w:pPr>
+        <w:keepNext/>
+        <w:spacing w:after="120"/>
       </w:pPr>
       <w:r>
         <w:rPr>
@@ -161,12 +353,60 @@
         <w:t xml:space="preserve">Interquartile Range (Rango intercuartílico)</w:t>
       </w:r>
       <w:r>
-        <w:t xml:space="preserve"> — The difference between the third quartile and first quartile (IQR = Q3 − Q1)</w:t>
-      </w:r>
-    </w:p>
-    <w:p>
-      <w:pPr>
-        <w:spacing w:after="60"/>
+        <w:t xml:space="preserve"> — The spread of the middle half of the data (Q3 − Q1).</w:t>
+      </w:r>
+    </w:p>
+    <w:p>
+      <w:pPr>
+        <w:keepNext/>
+        <w:spacing w:after="20" w:before="80"/>
+        <w:jc w:val="center"/>
+      </w:pPr>
+      <w:r>
+        <w:drawing>
+          <wp:inline distT="0" distB="0" distL="0" distR="0">
+            <wp:extent cx="1047750" cy="790575"/>
+            <wp:effectExtent t="0" r="0" b="0" l="0"/>
+            <wp:docPr id="1" name="" descr="" title=""/>
+            <wp:cNvGraphicFramePr>
+              <a:graphicFrameLocks xmlns:a="http://schemas.openxmlformats.org/drawingml/2006/main" noChangeAspect="1"/>
+            </wp:cNvGraphicFramePr>
+            <a:graphic xmlns:a="http://schemas.openxmlformats.org/drawingml/2006/main">
+              <a:graphicData uri="http://schemas.openxmlformats.org/drawingml/2006/picture">
+                <pic:pic xmlns:pic="http://schemas.openxmlformats.org/drawingml/2006/picture">
+                  <pic:nvPicPr>
+                    <pic:cNvPr id="0" name="" descr=""/>
+                    <pic:cNvPicPr>
+                      <a:picLocks noChangeAspect="1" noChangeArrowheads="1"/>
+                    </pic:cNvPicPr>
+                  </pic:nvPicPr>
+                  <pic:blipFill>
+                    <a:blip r:embed="rId11" cstate="none"/>
+                    <a:srcRect/>
+                    <a:stretch>
+                      <a:fillRect/>
+                    </a:stretch>
+                  </pic:blipFill>
+                  <pic:spPr bwMode="auto">
+                    <a:xfrm>
+                      <a:off x="0" y="0"/>
+                      <a:ext cx="1047750" cy="790575"/>
+                    </a:xfrm>
+                    <a:prstGeom prst="rect">
+                      <a:avLst/>
+                    </a:prstGeom>
+                  </pic:spPr>
+                </pic:pic>
+              </a:graphicData>
+            </a:graphic>
+          </wp:inline>
+        </w:drawing>
+      </w:r>
+    </w:p>
+    <w:p>
+      <w:pPr>
+        <w:keepNext/>
+        <w:spacing w:after="120"/>
       </w:pPr>
       <w:r>
         <w:rPr>
@@ -176,12 +416,60 @@
         <w:t xml:space="preserve">Data distribution (Distribución de datos)</w:t>
       </w:r>
       <w:r>
-        <w:t xml:space="preserve"> — The shape and spread of a data set</w:t>
-      </w:r>
-    </w:p>
-    <w:p>
-      <w:pPr>
-        <w:spacing w:after="60"/>
+        <w:t xml:space="preserve"> — How the data looks: where it sits and how spread out it is.</w:t>
+      </w:r>
+    </w:p>
+    <w:p>
+      <w:pPr>
+        <w:keepNext/>
+        <w:spacing w:after="20" w:before="80"/>
+        <w:jc w:val="center"/>
+      </w:pPr>
+      <w:r>
+        <w:drawing>
+          <wp:inline distT="0" distB="0" distL="0" distR="0">
+            <wp:extent cx="1047750" cy="790575"/>
+            <wp:effectExtent t="0" r="0" b="0" l="0"/>
+            <wp:docPr id="1" name="" descr="" title=""/>
+            <wp:cNvGraphicFramePr>
+              <a:graphicFrameLocks xmlns:a="http://schemas.openxmlformats.org/drawingml/2006/main" noChangeAspect="1"/>
+            </wp:cNvGraphicFramePr>
+            <a:graphic xmlns:a="http://schemas.openxmlformats.org/drawingml/2006/main">
+              <a:graphicData uri="http://schemas.openxmlformats.org/drawingml/2006/picture">
+                <pic:pic xmlns:pic="http://schemas.openxmlformats.org/drawingml/2006/picture">
+                  <pic:nvPicPr>
+                    <pic:cNvPr id="0" name="" descr=""/>
+                    <pic:cNvPicPr>
+                      <a:picLocks noChangeAspect="1" noChangeArrowheads="1"/>
+                    </pic:cNvPicPr>
+                  </pic:nvPicPr>
+                  <pic:blipFill>
+                    <a:blip r:embed="rId12" cstate="none"/>
+                    <a:srcRect/>
+                    <a:stretch>
+                      <a:fillRect/>
+                    </a:stretch>
+                  </pic:blipFill>
+                  <pic:spPr bwMode="auto">
+                    <a:xfrm>
+                      <a:off x="0" y="0"/>
+                      <a:ext cx="1047750" cy="790575"/>
+                    </a:xfrm>
+                    <a:prstGeom prst="rect">
+                      <a:avLst/>
+                    </a:prstGeom>
+                  </pic:spPr>
+                </pic:pic>
+              </a:graphicData>
+            </a:graphic>
+          </wp:inline>
+        </w:drawing>
+      </w:r>
+    </w:p>
+    <w:p>
+      <w:pPr>
+        <w:keepNext/>
+        <w:spacing w:after="120"/>
       </w:pPr>
       <w:r>
         <w:rPr>
@@ -191,7 +479,7 @@
         <w:t xml:space="preserve">Variability (Variabilidad)</w:t>
       </w:r>
       <w:r>
-        <w:t xml:space="preserve"> — How spread out the values in a data set are</w:t>
+        <w:t xml:space="preserve"> — How spread out the numbers are.</w:t>
       </w:r>
     </w:p>
     <w:p>

--- a/lessons/8-5/homework.docx
+++ b/lessons/8-5/homework.docx
@@ -24,7 +24,7 @@
           <w:i/>
           <w:iCs/>
         </w:rPr>
-        <w:t xml:space="preserve">Lesson 8-5  •  Standard 6.SP.4</w:t>
+        <w:t xml:space="preserve">Lesson 8-5  •  Standard 6.DS.5</w:t>
       </w:r>
     </w:p>
     <w:p>
@@ -1169,39 +1169,43 @@
           <w:b/>
           <w:bCs/>
         </w:rPr>
-        <w:t xml:space="preserve">6. In a box plot, the line inside the box represents the...</w:t>
-      </w:r>
-    </w:p>
-    <w:p>
-      <w:pPr>
-        <w:spacing w:after="40" w:before="0"/>
-      </w:pPr>
-      <w:r>
-        <w:t xml:space="preserve">     A. Median</w:t>
-      </w:r>
-    </w:p>
-    <w:p>
-      <w:pPr>
-        <w:spacing w:after="40" w:before="0"/>
-      </w:pPr>
-      <w:r>
-        <w:t xml:space="preserve">     B. Mean</w:t>
-      </w:r>
-    </w:p>
-    <w:p>
-      <w:pPr>
-        <w:spacing w:after="40" w:before="0"/>
-      </w:pPr>
-      <w:r>
-        <w:t xml:space="preserve">     C. Maximum</w:t>
-      </w:r>
-    </w:p>
-    <w:p>
-      <w:pPr>
-        <w:spacing w:after="40" w:before="0"/>
-      </w:pPr>
-      <w:r>
-        <w:t xml:space="preserve">     D. Range</w:t>
+        <w:t xml:space="preserve">6. onLevel — Spot the Common Mistake</w:t>
+      </w:r>
+    </w:p>
+    <w:p>
+      <w:pPr>
+        <w:spacing w:after="40" w:before="0"/>
+      </w:pPr>
+      <w:r>
+        <w:t xml:space="preserve">   Step 1 (Read): A student is working on Display Data: Box Plots.</w:t>
+      </w:r>
+    </w:p>
+    <w:p>
+      <w:pPr>
+        <w:spacing w:after="40" w:before="0"/>
+      </w:pPr>
+      <w:r>
+        <w:t xml:space="preserve">   Step 2 (Attempt): They ignored the rule: The box always holds the middle 50% of the data, and the line inside the box is the median.</w:t>
+      </w:r>
+    </w:p>
+    <w:p>
+      <w:pPr>
+        <w:spacing w:after="40" w:before="0"/>
+      </w:pPr>
+      <w:r>
+        <w:t xml:space="preserve">   Step 3 (Check): The answer does not match the math rule from class.</w:t>
+      </w:r>
+    </w:p>
+    <w:p>
+      <w:pPr>
+        <w:spacing w:after="60" w:before="0"/>
+      </w:pPr>
+      <w:r>
+        <w:rPr>
+          <w:i/>
+          <w:iCs/>
+        </w:rPr>
+        <w:t xml:space="preserve">Which step has the mistake? Explain and fix it:</w:t>
       </w:r>
     </w:p>
     <w:p>
@@ -1217,6 +1221,28 @@
     </w:p>
     <w:p>
       <w:pPr>
+        <w:spacing w:after="60" w:before="120"/>
+      </w:pPr>
+      <w:r>
+        <w:rPr>
+          <w:color w:val="BBBBBB"/>
+        </w:rPr>
+        <w:t xml:space="preserve">______________________________________________________________________</w:t>
+      </w:r>
+    </w:p>
+    <w:p>
+      <w:pPr>
+        <w:spacing w:after="60" w:before="120"/>
+      </w:pPr>
+      <w:r>
+        <w:rPr>
+          <w:color w:val="BBBBBB"/>
+        </w:rPr>
+        <w:t xml:space="preserve">______________________________________________________________________</w:t>
+      </w:r>
+    </w:p>
+    <w:p>
+      <w:pPr>
         <w:spacing w:after="80" w:before="0"/>
       </w:pPr>
       <w:r>
@@ -1224,39 +1250,39 @@
           <w:b/>
           <w:bCs/>
         </w:rPr>
-        <w:t xml:space="preserve">7. A box plot has Q1 = 20 and Q3 = 35. What is the interquartile range (IQR)?</w:t>
-      </w:r>
-    </w:p>
-    <w:p>
-      <w:pPr>
-        <w:spacing w:after="40" w:before="0"/>
-      </w:pPr>
-      <w:r>
-        <w:t xml:space="preserve">     A. 15</w:t>
-      </w:r>
-    </w:p>
-    <w:p>
-      <w:pPr>
-        <w:spacing w:after="40" w:before="0"/>
-      </w:pPr>
-      <w:r>
-        <w:t xml:space="preserve">     B. 55</w:t>
-      </w:r>
-    </w:p>
-    <w:p>
-      <w:pPr>
-        <w:spacing w:after="40" w:before="0"/>
-      </w:pPr>
-      <w:r>
-        <w:t xml:space="preserve">     C. 27.5</w:t>
-      </w:r>
-    </w:p>
-    <w:p>
-      <w:pPr>
-        <w:spacing w:after="40" w:before="0"/>
-      </w:pPr>
-      <w:r>
-        <w:t xml:space="preserve">     D. 20</w:t>
+        <w:t xml:space="preserve">7. The Hawks' points per quarter are 2, 4, 5, 7, 8, 10, 12. Resting on the scoreboard, what are the minimum, median, and maximum?</w:t>
+      </w:r>
+    </w:p>
+    <w:p>
+      <w:pPr>
+        <w:spacing w:after="40" w:before="0"/>
+      </w:pPr>
+      <w:r>
+        <w:t xml:space="preserve">     A. Minimum 2, median 7, maximum 12</w:t>
+      </w:r>
+    </w:p>
+    <w:p>
+      <w:pPr>
+        <w:spacing w:after="40" w:before="0"/>
+      </w:pPr>
+      <w:r>
+        <w:t xml:space="preserve">     B. Minimum 2, median 5, maximum 12</w:t>
+      </w:r>
+    </w:p>
+    <w:p>
+      <w:pPr>
+        <w:spacing w:after="40" w:before="0"/>
+      </w:pPr>
+      <w:r>
+        <w:t xml:space="preserve">     C. Minimum 0, median 7, maximum 12</w:t>
+      </w:r>
+    </w:p>
+    <w:p>
+      <w:pPr>
+        <w:spacing w:after="40" w:before="0"/>
+      </w:pPr>
+      <w:r>
+        <w:t xml:space="preserve">     D. Minimum 2, median 8, maximum 10</w:t>
       </w:r>
     </w:p>
     <w:p>
@@ -1279,39 +1305,39 @@
           <w:b/>
           <w:bCs/>
         </w:rPr>
-        <w:t xml:space="preserve">8. What does the box (between Q1 and Q3) of a box plot represent?</w:t>
-      </w:r>
-    </w:p>
-    <w:p>
-      <w:pPr>
-        <w:spacing w:after="40" w:before="0"/>
-      </w:pPr>
-      <w:r>
-        <w:t xml:space="preserve">     A. The middle 50% of the data</w:t>
-      </w:r>
-    </w:p>
-    <w:p>
-      <w:pPr>
-        <w:spacing w:after="40" w:before="0"/>
-      </w:pPr>
-      <w:r>
-        <w:t xml:space="preserve">     B. All of the data</w:t>
-      </w:r>
-    </w:p>
-    <w:p>
-      <w:pPr>
-        <w:spacing w:after="40" w:before="0"/>
-      </w:pPr>
-      <w:r>
-        <w:t xml:space="preserve">     C. The mean</w:t>
-      </w:r>
-    </w:p>
-    <w:p>
-      <w:pPr>
-        <w:spacing w:after="40" w:before="0"/>
-      </w:pPr>
-      <w:r>
-        <w:t xml:space="preserve">     D. Only the largest values</w:t>
+        <w:t xml:space="preserve">8. The Comets scored 6, 10, 14, 18, 22, 26, 30, 34 across 8 games. After ordering, what are Q1 and Q3?</w:t>
+      </w:r>
+    </w:p>
+    <w:p>
+      <w:pPr>
+        <w:spacing w:after="40" w:before="0"/>
+      </w:pPr>
+      <w:r>
+        <w:t xml:space="preserve">     A. Q1 = 12, Q3 = 28</w:t>
+      </w:r>
+    </w:p>
+    <w:p>
+      <w:pPr>
+        <w:spacing w:after="40" w:before="0"/>
+      </w:pPr>
+      <w:r>
+        <w:t xml:space="preserve">     B. Q1 = 10, Q3 = 30</w:t>
+      </w:r>
+    </w:p>
+    <w:p>
+      <w:pPr>
+        <w:spacing w:after="40" w:before="0"/>
+      </w:pPr>
+      <w:r>
+        <w:t xml:space="preserve">     C. Q1 = 14, Q3 = 26</w:t>
+      </w:r>
+    </w:p>
+    <w:p>
+      <w:pPr>
+        <w:spacing w:after="40" w:before="0"/>
+      </w:pPr>
+      <w:r>
+        <w:t xml:space="preserve">     D. Q1 = 20, Q3 = 34</w:t>
       </w:r>
     </w:p>
     <w:p>
@@ -1334,39 +1360,236 @@
           <w:b/>
           <w:bCs/>
         </w:rPr>
-        <w:t xml:space="preserve">9. A data set has minimum 5 and maximum 45. What is the range?</w:t>
-      </w:r>
-    </w:p>
-    <w:p>
-      <w:pPr>
-        <w:spacing w:after="40" w:before="0"/>
-      </w:pPr>
-      <w:r>
-        <w:t xml:space="preserve">     A. 40</w:t>
-      </w:r>
-    </w:p>
-    <w:p>
-      <w:pPr>
-        <w:spacing w:after="40" w:before="0"/>
-      </w:pPr>
-      <w:r>
-        <w:t xml:space="preserve">     B. 50</w:t>
-      </w:r>
-    </w:p>
-    <w:p>
-      <w:pPr>
-        <w:spacing w:after="40" w:before="0"/>
-      </w:pPr>
-      <w:r>
-        <w:t xml:space="preserve">     C. 25</w:t>
-      </w:r>
-    </w:p>
-    <w:p>
-      <w:pPr>
-        <w:spacing w:after="40" w:before="0"/>
-      </w:pPr>
-      <w:r>
-        <w:t xml:space="preserve">     D. 9</w:t>
+        <w:t xml:space="preserve">9. Match each team's ordered scores to its five-number summary (min, Q1, median, Q3, max).</w:t>
+      </w:r>
+    </w:p>
+    <w:tbl>
+      <w:tblPr>
+        <w:tblW w:type="pct" w:w="100%"/>
+        <w:tblBorders>
+          <w:top w:val="single" w:color="auto" w:sz="4"/>
+          <w:left w:val="single" w:color="auto" w:sz="4"/>
+          <w:bottom w:val="single" w:color="auto" w:sz="4"/>
+          <w:right w:val="single" w:color="auto" w:sz="4"/>
+          <w:insideH w:val="single" w:color="auto" w:sz="4"/>
+          <w:insideV w:val="single" w:color="auto" w:sz="4"/>
+        </w:tblBorders>
+      </w:tblPr>
+      <w:tblGrid>
+        <w:gridCol w:w="100"/>
+        <w:gridCol w:w="100"/>
+      </w:tblGrid>
+      <w:tr>
+        <w:trPr>
+          <w:tblHeader/>
+        </w:trPr>
+        <w:tc>
+          <w:tcPr>
+            <w:tcW w:type="pct" w:w="50%"/>
+          </w:tcPr>
+          <w:p>
+            <w:r>
+              <w:rPr>
+                <w:b/>
+                <w:bCs/>
+              </w:rPr>
+              <w:t xml:space="preserve">Item</w:t>
+            </w:r>
+          </w:p>
+        </w:tc>
+        <w:tc>
+          <w:tcPr>
+            <w:tcW w:type="pct" w:w="50%"/>
+          </w:tcPr>
+          <w:p>
+            <w:r>
+              <w:rPr>
+                <w:b/>
+                <w:bCs/>
+              </w:rPr>
+              <w:t xml:space="preserve">Answer choices</w:t>
+            </w:r>
+          </w:p>
+        </w:tc>
+      </w:tr>
+      <w:tr>
+        <w:tc>
+          <w:tcPr>
+            <w:tcW w:type="pct" w:w="50%"/>
+          </w:tcPr>
+          <w:p>
+            <w:r>
+              <w:t xml:space="preserve">____  Hawks: 5, 8, 11, 15, 18, 21, 27</w:t>
+            </w:r>
+          </w:p>
+        </w:tc>
+        <w:tc>
+          <w:tcPr>
+            <w:tcW w:type="pct" w:w="50%"/>
+          </w:tcPr>
+          <w:p>
+            <w:r>
+              <w:t xml:space="preserve">D. Min 4, Q1 7, Median 16, Q3 25, Max 31</w:t>
+            </w:r>
+          </w:p>
+        </w:tc>
+      </w:tr>
+      <w:tr>
+        <w:tc>
+          <w:tcPr>
+            <w:tcW w:type="pct" w:w="50%"/>
+          </w:tcPr>
+          <w:p>
+            <w:r>
+              <w:t xml:space="preserve">____  Comets: 10, 13, 16, 20, 24, 28, 33</w:t>
+            </w:r>
+          </w:p>
+        </w:tc>
+        <w:tc>
+          <w:tcPr>
+            <w:tcW w:type="pct" w:w="50%"/>
+          </w:tcPr>
+          <w:p>
+            <w:r>
+              <w:t xml:space="preserve">C. Min 2, Q1 6, Median 14, Q3 23, Max 30</w:t>
+            </w:r>
+          </w:p>
+        </w:tc>
+      </w:tr>
+      <w:tr>
+        <w:tc>
+          <w:tcPr>
+            <w:tcW w:type="pct" w:w="50%"/>
+          </w:tcPr>
+          <w:p>
+            <w:r>
+              <w:t xml:space="preserve">____  Jets: 2, 6, 9, 14, 19, 23, 30</w:t>
+            </w:r>
+          </w:p>
+        </w:tc>
+        <w:tc>
+          <w:tcPr>
+            <w:tcW w:type="pct" w:w="50%"/>
+          </w:tcPr>
+          <w:p>
+            <w:r>
+              <w:t xml:space="preserve">B. Min 10, Q1 13, Median 20, Q3 28, Max 33</w:t>
+            </w:r>
+          </w:p>
+        </w:tc>
+      </w:tr>
+      <w:tr>
+        <w:tc>
+          <w:tcPr>
+            <w:tcW w:type="pct" w:w="50%"/>
+          </w:tcPr>
+          <w:p>
+            <w:r>
+              <w:t xml:space="preserve">____  Suns: 4, 7, 10, 16, 22, 25, 31</w:t>
+            </w:r>
+          </w:p>
+        </w:tc>
+        <w:tc>
+          <w:tcPr>
+            <w:tcW w:type="pct" w:w="50%"/>
+          </w:tcPr>
+          <w:p>
+            <w:r>
+              <w:t xml:space="preserve">A. Min 5, Q1 8, Median 15, Q3 21, Max 27</w:t>
+            </w:r>
+          </w:p>
+        </w:tc>
+      </w:tr>
+    </w:tbl>
+    <w:p>
+      <w:pPr>
+        <w:spacing w:after="60" w:before="120"/>
+      </w:pPr>
+      <w:r>
+        <w:rPr>
+          <w:color w:val="BBBBBB"/>
+        </w:rPr>
+        <w:t xml:space="preserve">______________________________________________________________________</w:t>
+      </w:r>
+    </w:p>
+    <w:p>
+      <w:pPr>
+        <w:spacing w:after="80" w:before="0"/>
+      </w:pPr>
+      <w:r>
+        <w:rPr>
+          <w:b/>
+          <w:bCs/>
+        </w:rPr>
+        <w:t xml:space="preserve">10. Each card describes a part of the stadium box plot. Sort each card under the matching box plot part.</w:t>
+      </w:r>
+    </w:p>
+    <w:p>
+      <w:pPr>
+        <w:spacing w:after="80" w:before="0"/>
+      </w:pPr>
+      <w:r>
+        <w:rPr>
+          <w:i/>
+          <w:iCs/>
+        </w:rPr>
+        <w:t xml:space="preserve">Groups: Part of the five-number summary   |   Measure of spread</w:t>
+      </w:r>
+    </w:p>
+    <w:p>
+      <w:pPr>
+        <w:spacing w:after="40" w:before="0"/>
+      </w:pPr>
+      <w:r>
+        <w:t xml:space="preserve">   • The minimum — the lowest score   → __________________</w:t>
+      </w:r>
+    </w:p>
+    <w:p>
+      <w:pPr>
+        <w:spacing w:after="40" w:before="0"/>
+      </w:pPr>
+      <w:r>
+        <w:t xml:space="preserve">   • Q1 — the median of the lower half   → __________________</w:t>
+      </w:r>
+    </w:p>
+    <w:p>
+      <w:pPr>
+        <w:spacing w:after="40" w:before="0"/>
+      </w:pPr>
+      <w:r>
+        <w:t xml:space="preserve">   • The median — the middle score   → __________________</w:t>
+      </w:r>
+    </w:p>
+    <w:p>
+      <w:pPr>
+        <w:spacing w:after="40" w:before="0"/>
+      </w:pPr>
+      <w:r>
+        <w:t xml:space="preserve">   • Q3 — the median of the upper half   → __________________</w:t>
+      </w:r>
+    </w:p>
+    <w:p>
+      <w:pPr>
+        <w:spacing w:after="40" w:before="0"/>
+      </w:pPr>
+      <w:r>
+        <w:t xml:space="preserve">   • The maximum — the highest score   → __________________</w:t>
+      </w:r>
+    </w:p>
+    <w:p>
+      <w:pPr>
+        <w:spacing w:after="40" w:before="0"/>
+      </w:pPr>
+      <w:r>
+        <w:t xml:space="preserve">   • IQR — Q3 minus Q1   → __________________</w:t>
+      </w:r>
+    </w:p>
+    <w:p>
+      <w:pPr>
+        <w:spacing w:after="40" w:before="0"/>
+      </w:pPr>
+      <w:r>
+        <w:t xml:space="preserve">   • Range — maximum minus minimum   → __________________</w:t>
       </w:r>
     </w:p>
     <w:p>
@@ -1412,10 +1635,22 @@
     </w:p>
     <w:p>
       <w:pPr>
+        <w:spacing w:after="20" w:before="0"/>
+      </w:pPr>
+      <w:r>
+        <w:t xml:space="preserve">     IQR = Q3 − Q1 = 28 − 15 = 13.</w:t>
+      </w:r>
+    </w:p>
+    <w:p>
+      <w:pPr>
         <w:spacing w:after="80" w:before="0"/>
       </w:pPr>
       <w:r>
-        <w:t xml:space="preserve">     IQR = Q3 − Q1 = 28 − 15 = 13.</w:t>
+        <w:rPr>
+          <w:i/>
+          <w:iCs/>
+        </w:rPr>
+        <w:t xml:space="preserve">     Watch for: A common mistake in Display Data: Box Plots is skipping the key idea: "The box always holds the middle 50% of the data, and the line inside the box is the median." — always check your work against this rule before you submit.</w:t>
       </w:r>
     </w:p>
     <w:p>
@@ -1432,10 +1667,22 @@
     </w:p>
     <w:p>
       <w:pPr>
+        <w:spacing w:after="20" w:before="0"/>
+      </w:pPr>
+      <w:r>
+        <w:t xml:space="preserve">     The line inside the box of a box plot always represents the median.</w:t>
+      </w:r>
+    </w:p>
+    <w:p>
+      <w:pPr>
         <w:spacing w:after="80" w:before="0"/>
       </w:pPr>
       <w:r>
-        <w:t xml:space="preserve">     The line inside the box of a box plot always represents the median.</w:t>
+        <w:rPr>
+          <w:i/>
+          <w:iCs/>
+        </w:rPr>
+        <w:t xml:space="preserve">     Watch for: A common mistake in Display Data: Box Plots is skipping the key idea: "The box always holds the middle 50% of the data, and the line inside the box is the median." — always check your work against this rule before you submit.</w:t>
       </w:r>
     </w:p>
     <w:p>
@@ -1588,22 +1835,70 @@
     </w:p>
     <w:p>
       <w:pPr>
+        <w:spacing w:after="20" w:before="0"/>
+      </w:pPr>
+      <w:r>
+        <w:t xml:space="preserve">     A smaller IQR means the middle 50% of data is more tightly clustered. Team A's scoring is more consistent in the middle range.</w:t>
+      </w:r>
+    </w:p>
+    <w:p>
+      <w:pPr>
         <w:spacing w:after="80" w:before="0"/>
       </w:pPr>
       <w:r>
-        <w:t xml:space="preserve">     A smaller IQR means the middle 50% of data is more tightly clustered. Team A's scoring is more consistent in the middle range.</w:t>
-      </w:r>
-    </w:p>
-    <w:p>
-      <w:pPr>
-        <w:spacing w:after="40" w:before="0"/>
-      </w:pPr>
-      <w:r>
-        <w:rPr>
-          <w:b/>
-          <w:bCs/>
-        </w:rPr>
-        <w:t xml:space="preserve">6. A. Median</w:t>
+        <w:rPr>
+          <w:i/>
+          <w:iCs/>
+        </w:rPr>
+        <w:t xml:space="preserve">     Watch for: A common mistake in Display Data: Box Plots is skipping the key idea: "The box always holds the middle 50% of the data, and the line inside the box is the median." — always check your work against this rule before you submit.</w:t>
+      </w:r>
+    </w:p>
+    <w:p>
+      <w:pPr>
+        <w:spacing w:after="40" w:before="0"/>
+      </w:pPr>
+      <w:r>
+        <w:rPr>
+          <w:b/>
+          <w:bCs/>
+        </w:rPr>
+        <w:t xml:space="preserve">6. onLevel — Spot the Common Mistake</w:t>
+      </w:r>
+    </w:p>
+    <w:p>
+      <w:pPr>
+        <w:spacing w:after="20" w:before="0"/>
+      </w:pPr>
+      <w:r>
+        <w:t xml:space="preserve">     The mistake is in Step 2.</w:t>
+      </w:r>
+    </w:p>
+    <w:p>
+      <w:pPr>
+        <w:spacing w:after="20" w:before="0"/>
+      </w:pPr>
+      <w:r>
+        <w:t xml:space="preserve">     Correct work: Follow the key idea: The box always holds the middle 50% of the data, and the line inside the box is the median.</w:t>
+      </w:r>
+    </w:p>
+    <w:p>
+      <w:pPr>
+        <w:spacing w:after="40" w:before="0"/>
+      </w:pPr>
+      <w:r>
+        <w:rPr>
+          <w:b/>
+          <w:bCs/>
+        </w:rPr>
+        <w:t xml:space="preserve">7. A. Minimum 2, median 7, maximum 12</w:t>
+      </w:r>
+    </w:p>
+    <w:p>
+      <w:pPr>
+        <w:spacing w:after="20" w:before="0"/>
+      </w:pPr>
+      <w:r>
+        <w:t xml:space="preserve">     The data is already in order. The smallest value is 2 and the largest is 12. There are 7 values, so the median is the 4th value, which is 7.</w:t>
       </w:r>
     </w:p>
     <w:p>
@@ -1611,19 +1906,31 @@
         <w:spacing w:after="80" w:before="0"/>
       </w:pPr>
       <w:r>
-        <w:t xml:space="preserve">     The middle line of a box plot marks the median.</w:t>
-      </w:r>
-    </w:p>
-    <w:p>
-      <w:pPr>
-        <w:spacing w:after="40" w:before="0"/>
-      </w:pPr>
-      <w:r>
-        <w:rPr>
-          <w:b/>
-          <w:bCs/>
-        </w:rPr>
-        <w:t xml:space="preserve">7. A. 15</w:t>
+        <w:rPr>
+          <w:i/>
+          <w:iCs/>
+        </w:rPr>
+        <w:t xml:space="preserve">     Watch for: A common mistake in Display Data: Box Plots is skipping the key idea: "The box always holds the middle 50% of the data, and the line inside the box is the median." — always check your work against this rule before you submit.</w:t>
+      </w:r>
+    </w:p>
+    <w:p>
+      <w:pPr>
+        <w:spacing w:after="40" w:before="0"/>
+      </w:pPr>
+      <w:r>
+        <w:rPr>
+          <w:b/>
+          <w:bCs/>
+        </w:rPr>
+        <w:t xml:space="preserve">8. A. Q1 = 12, Q3 = 28</w:t>
+      </w:r>
+    </w:p>
+    <w:p>
+      <w:pPr>
+        <w:spacing w:after="20" w:before="0"/>
+      </w:pPr>
+      <w:r>
+        <w:t xml:space="preserve">     With 8 values the median splits the data into a lower half (6, 10, 14, 18) and an upper half (22, 26, 30, 34). Q1 is the median of the lower half: (10 + 14) ÷ 2 = 12. Q3 is the median of the upper half: (26 + 30) ÷ 2 = 28.</w:t>
       </w:r>
     </w:p>
     <w:p>
@@ -1631,47 +1938,139 @@
         <w:spacing w:after="80" w:before="0"/>
       </w:pPr>
       <w:r>
-        <w:t xml:space="preserve">     IQR = Q3 − Q1 = 35 − 20 = 15.</w:t>
-      </w:r>
-    </w:p>
-    <w:p>
-      <w:pPr>
-        <w:spacing w:after="40" w:before="0"/>
-      </w:pPr>
-      <w:r>
-        <w:rPr>
-          <w:b/>
-          <w:bCs/>
-        </w:rPr>
-        <w:t xml:space="preserve">8. A. The middle 50% of the data</w:t>
-      </w:r>
-    </w:p>
-    <w:p>
-      <w:pPr>
-        <w:spacing w:after="80" w:before="0"/>
-      </w:pPr>
-      <w:r>
-        <w:t xml:space="preserve">     The box spans Q1 to Q3, holding the middle half of the data.</w:t>
-      </w:r>
-    </w:p>
-    <w:p>
-      <w:pPr>
-        <w:spacing w:after="40" w:before="0"/>
-      </w:pPr>
-      <w:r>
-        <w:rPr>
-          <w:b/>
-          <w:bCs/>
-        </w:rPr>
-        <w:t xml:space="preserve">9. A. 40</w:t>
-      </w:r>
-    </w:p>
-    <w:p>
-      <w:pPr>
-        <w:spacing w:after="80" w:before="0"/>
-      </w:pPr>
-      <w:r>
-        <w:t xml:space="preserve">     Range = maximum − minimum = 45 − 5 = 40.</w:t>
+        <w:rPr>
+          <w:i/>
+          <w:iCs/>
+        </w:rPr>
+        <w:t xml:space="preserve">     Watch for: A common mistake in Display Data: Box Plots is skipping the key idea: "The box always holds the middle 50% of the data, and the line inside the box is the median." — always check your work against this rule before you submit.</w:t>
+      </w:r>
+    </w:p>
+    <w:p>
+      <w:pPr>
+        <w:spacing w:after="40" w:before="0"/>
+      </w:pPr>
+      <w:r>
+        <w:rPr>
+          <w:b/>
+          <w:bCs/>
+        </w:rPr>
+        <w:t xml:space="preserve">9. Matches:</w:t>
+      </w:r>
+    </w:p>
+    <w:p>
+      <w:pPr>
+        <w:spacing w:after="20" w:before="0"/>
+      </w:pPr>
+      <w:r>
+        <w:t xml:space="preserve">     Hawks: 5, 8, 11, 15, 18, 21, 27 → Min 5, Q1 8, Median 15, Q3 21, Max 27</w:t>
+      </w:r>
+    </w:p>
+    <w:p>
+      <w:pPr>
+        <w:spacing w:after="20" w:before="0"/>
+      </w:pPr>
+      <w:r>
+        <w:t xml:space="preserve">     Comets: 10, 13, 16, 20, 24, 28, 33 → Min 10, Q1 13, Median 20, Q3 28, Max 33</w:t>
+      </w:r>
+    </w:p>
+    <w:p>
+      <w:pPr>
+        <w:spacing w:after="20" w:before="0"/>
+      </w:pPr>
+      <w:r>
+        <w:t xml:space="preserve">     Jets: 2, 6, 9, 14, 19, 23, 30 → Min 2, Q1 6, Median 14, Q3 23, Max 30</w:t>
+      </w:r>
+    </w:p>
+    <w:p>
+      <w:pPr>
+        <w:spacing w:after="20" w:before="0"/>
+      </w:pPr>
+      <w:r>
+        <w:t xml:space="preserve">     Suns: 4, 7, 10, 16, 22, 25, 31 → Min 4, Q1 7, Median 16, Q3 25, Max 31</w:t>
+      </w:r>
+    </w:p>
+    <w:p>
+      <w:pPr>
+        <w:spacing w:after="40" w:before="0"/>
+      </w:pPr>
+      <w:r>
+        <w:t xml:space="preserve"/>
+      </w:r>
+    </w:p>
+    <w:p>
+      <w:pPr>
+        <w:spacing w:after="40" w:before="0"/>
+      </w:pPr>
+      <w:r>
+        <w:rPr>
+          <w:b/>
+          <w:bCs/>
+        </w:rPr>
+        <w:t xml:space="preserve">10. Correct groups:</w:t>
+      </w:r>
+    </w:p>
+    <w:p>
+      <w:pPr>
+        <w:spacing w:after="20" w:before="0"/>
+      </w:pPr>
+      <w:r>
+        <w:t xml:space="preserve">     The minimum — the lowest score → Part of the five-number summary</w:t>
+      </w:r>
+    </w:p>
+    <w:p>
+      <w:pPr>
+        <w:spacing w:after="20" w:before="0"/>
+      </w:pPr>
+      <w:r>
+        <w:t xml:space="preserve">     Q1 — the median of the lower half → Part of the five-number summary</w:t>
+      </w:r>
+    </w:p>
+    <w:p>
+      <w:pPr>
+        <w:spacing w:after="20" w:before="0"/>
+      </w:pPr>
+      <w:r>
+        <w:t xml:space="preserve">     The median — the middle score → Part of the five-number summary</w:t>
+      </w:r>
+    </w:p>
+    <w:p>
+      <w:pPr>
+        <w:spacing w:after="20" w:before="0"/>
+      </w:pPr>
+      <w:r>
+        <w:t xml:space="preserve">     Q3 — the median of the upper half → Part of the five-number summary</w:t>
+      </w:r>
+    </w:p>
+    <w:p>
+      <w:pPr>
+        <w:spacing w:after="20" w:before="0"/>
+      </w:pPr>
+      <w:r>
+        <w:t xml:space="preserve">     The maximum — the highest score → Part of the five-number summary</w:t>
+      </w:r>
+    </w:p>
+    <w:p>
+      <w:pPr>
+        <w:spacing w:after="20" w:before="0"/>
+      </w:pPr>
+      <w:r>
+        <w:t xml:space="preserve">     IQR — Q3 minus Q1 → Measure of spread</w:t>
+      </w:r>
+    </w:p>
+    <w:p>
+      <w:pPr>
+        <w:spacing w:after="20" w:before="0"/>
+      </w:pPr>
+      <w:r>
+        <w:t xml:space="preserve">     Range — maximum minus minimum → Measure of spread</w:t>
+      </w:r>
+    </w:p>
+    <w:p>
+      <w:pPr>
+        <w:spacing w:after="40" w:before="0"/>
+      </w:pPr>
+      <w:r>
+        <w:t xml:space="preserve"/>
       </w:r>
     </w:p>
     <w:sectPr>

--- a/lessons/8-5/homework.docx
+++ b/lessons/8-5/homework.docx
@@ -1169,31 +1169,39 @@
           <w:b/>
           <w:bCs/>
         </w:rPr>
-        <w:t xml:space="preserve">6. onLevel — Spot the Common Mistake</w:t>
-      </w:r>
-    </w:p>
-    <w:p>
-      <w:pPr>
-        <w:spacing w:after="40" w:before="0"/>
-      </w:pPr>
-      <w:r>
-        <w:t xml:space="preserve">   Step 1 (Read): A student is working on Display Data: Box Plots.</w:t>
-      </w:r>
-    </w:p>
-    <w:p>
-      <w:pPr>
-        <w:spacing w:after="40" w:before="0"/>
-      </w:pPr>
-      <w:r>
-        <w:t xml:space="preserve">   Step 2 (Attempt): They ignored the rule: The box always holds the middle 50% of the data, and the line inside the box is the median.</w:t>
-      </w:r>
-    </w:p>
-    <w:p>
-      <w:pPr>
-        <w:spacing w:after="40" w:before="0"/>
-      </w:pPr>
-      <w:r>
-        <w:t xml:space="preserve">   Step 3 (Check): The answer does not match the math rule from class.</w:t>
+        <w:t xml:space="preserve">6. onLevel — The Quartile-Is-One-Value Mistake</w:t>
+      </w:r>
+    </w:p>
+    <w:p>
+      <w:pPr>
+        <w:spacing w:after="40" w:before="0"/>
+      </w:pPr>
+      <w:r>
+        <w:t xml:space="preserve">   Step 1 (Data (ordered)): Eagles' game scores: 4, 8, 10, 14, 18, 22, 26, 30 (8 values)</w:t>
+      </w:r>
+    </w:p>
+    <w:p>
+      <w:pPr>
+        <w:spacing w:after="40" w:before="0"/>
+      </w:pPr>
+      <w:r>
+        <w:t xml:space="preserve">   Step 2 (Median): With 8 values, Median = (14 + 18) ÷ 2 = 16 ✓</w:t>
+      </w:r>
+    </w:p>
+    <w:p>
+      <w:pPr>
+        <w:spacing w:after="40" w:before="0"/>
+      </w:pPr>
+      <w:r>
+        <w:t xml:space="preserve">   Step 3 (Q1): Lower half = 4, 8, 10, 14 → Q1 = 10</w:t>
+      </w:r>
+    </w:p>
+    <w:p>
+      <w:pPr>
+        <w:spacing w:after="40" w:before="0"/>
+      </w:pPr>
+      <w:r>
+        <w:t xml:space="preserve">   Step 4 (Q3): Upper half = 18, 22, 26, 30 → Q3 = (22 + 26) ÷ 2 = 24</w:t>
       </w:r>
     </w:p>
     <w:p>
@@ -1650,7 +1658,7 @@
           <w:i/>
           <w:iCs/>
         </w:rPr>
-        <w:t xml:space="preserve">     Watch for: A common mistake in Display Data: Box Plots is skipping the key idea: "The box always holds the middle 50% of the data, and the line inside the box is the median." — always check your work against this rule before you submit.</w:t>
+        <w:t xml:space="preserve">     Watch for: A common mistake in Display Data: Box Plots is treating a quartile as just one data point instead of the median of a half — for the lower half 4, 8, 10, 14, some students pick 10 (the last value) as Q1 instead of finding the median of that half: Q1 = (8 + 10) ÷ 2 = 9. A second common slip is finding IQR by adding the quartiles instead of subtracting, writing IQR = Q3 + Q1 (like 30 + 18 = 48) instead of IQR = Q3 − Q1 (30 − 18 = 12) — always order the data first, then subtract Q1 from Q3 to find the spread of the middle 50%.</w:t>
       </w:r>
     </w:p>
     <w:p>
@@ -1682,7 +1690,7 @@
           <w:i/>
           <w:iCs/>
         </w:rPr>
-        <w:t xml:space="preserve">     Watch for: A common mistake in Display Data: Box Plots is skipping the key idea: "The box always holds the middle 50% of the data, and the line inside the box is the median." — always check your work against this rule before you submit.</w:t>
+        <w:t xml:space="preserve">     Watch for: A common mistake in Display Data: Box Plots is treating a quartile as just one data point instead of the median of a half — for the lower half 4, 8, 10, 14, some students pick 10 (the last value) as Q1 instead of finding the median of that half: Q1 = (8 + 10) ÷ 2 = 9. A second common slip is finding IQR by adding the quartiles instead of subtracting, writing IQR = Q3 + Q1 (like 30 + 18 = 48) instead of IQR = Q3 − Q1 (30 − 18 = 12) — always order the data first, then subtract Q1 from Q3 to find the spread of the middle 50%.</w:t>
       </w:r>
     </w:p>
     <w:p>
@@ -1850,35 +1858,35 @@
           <w:i/>
           <w:iCs/>
         </w:rPr>
-        <w:t xml:space="preserve">     Watch for: A common mistake in Display Data: Box Plots is skipping the key idea: "The box always holds the middle 50% of the data, and the line inside the box is the median." — always check your work against this rule before you submit.</w:t>
-      </w:r>
-    </w:p>
-    <w:p>
-      <w:pPr>
-        <w:spacing w:after="40" w:before="0"/>
-      </w:pPr>
-      <w:r>
-        <w:rPr>
-          <w:b/>
-          <w:bCs/>
-        </w:rPr>
-        <w:t xml:space="preserve">6. onLevel — Spot the Common Mistake</w:t>
-      </w:r>
-    </w:p>
-    <w:p>
-      <w:pPr>
-        <w:spacing w:after="20" w:before="0"/>
-      </w:pPr>
-      <w:r>
-        <w:t xml:space="preserve">     The mistake is in Step 2.</w:t>
-      </w:r>
-    </w:p>
-    <w:p>
-      <w:pPr>
-        <w:spacing w:after="20" w:before="0"/>
-      </w:pPr>
-      <w:r>
-        <w:t xml:space="preserve">     Correct work: Follow the key idea: The box always holds the middle 50% of the data, and the line inside the box is the median.</w:t>
+        <w:t xml:space="preserve">     Watch for: A common mistake in Display Data: Box Plots is treating a quartile as just one data point instead of the median of a half — for the lower half 4, 8, 10, 14, some students pick 10 (the last value) as Q1 instead of finding the median of that half: Q1 = (8 + 10) ÷ 2 = 9. A second common slip is finding IQR by adding the quartiles instead of subtracting, writing IQR = Q3 + Q1 (like 30 + 18 = 48) instead of IQR = Q3 − Q1 (30 − 18 = 12) — always order the data first, then subtract Q1 from Q3 to find the spread of the middle 50%.</w:t>
+      </w:r>
+    </w:p>
+    <w:p>
+      <w:pPr>
+        <w:spacing w:after="40" w:before="0"/>
+      </w:pPr>
+      <w:r>
+        <w:rPr>
+          <w:b/>
+          <w:bCs/>
+        </w:rPr>
+        <w:t xml:space="preserve">6. onLevel — The Quartile-Is-One-Value Mistake</w:t>
+      </w:r>
+    </w:p>
+    <w:p>
+      <w:pPr>
+        <w:spacing w:after="20" w:before="0"/>
+      </w:pPr>
+      <w:r>
+        <w:t xml:space="preserve">     The mistake is in Step 3.</w:t>
+      </w:r>
+    </w:p>
+    <w:p>
+      <w:pPr>
+        <w:spacing w:after="20" w:before="0"/>
+      </w:pPr>
+      <w:r>
+        <w:t xml:space="preserve">     Correct work: Q1 is the MEDIAN of the lower half, not just one of its values. The lower half is 4, 8, 10, 14 — an even-sized group — so Q1 = (8 + 10) ÷ 2 = 9, not 10. The student grabbed a single value instead of averaging the two middle numbers of the half.</w:t>
       </w:r>
     </w:p>
     <w:p>
@@ -1910,7 +1918,7 @@
           <w:i/>
           <w:iCs/>
         </w:rPr>
-        <w:t xml:space="preserve">     Watch for: A common mistake in Display Data: Box Plots is skipping the key idea: "The box always holds the middle 50% of the data, and the line inside the box is the median." — always check your work against this rule before you submit.</w:t>
+        <w:t xml:space="preserve">     Watch for: A common mistake in Display Data: Box Plots is treating a quartile as just one data point instead of the median of a half — for the lower half 4, 8, 10, 14, some students pick 10 (the last value) as Q1 instead of finding the median of that half: Q1 = (8 + 10) ÷ 2 = 9. A second common slip is finding IQR by adding the quartiles instead of subtracting, writing IQR = Q3 + Q1 (like 30 + 18 = 48) instead of IQR = Q3 − Q1 (30 − 18 = 12) — always order the data first, then subtract Q1 from Q3 to find the spread of the middle 50%.</w:t>
       </w:r>
     </w:p>
     <w:p>
@@ -1942,7 +1950,7 @@
           <w:i/>
           <w:iCs/>
         </w:rPr>
-        <w:t xml:space="preserve">     Watch for: A common mistake in Display Data: Box Plots is skipping the key idea: "The box always holds the middle 50% of the data, and the line inside the box is the median." — always check your work against this rule before you submit.</w:t>
+        <w:t xml:space="preserve">     Watch for: A common mistake in Display Data: Box Plots is treating a quartile as just one data point instead of the median of a half — for the lower half 4, 8, 10, 14, some students pick 10 (the last value) as Q1 instead of finding the median of that half: Q1 = (8 + 10) ÷ 2 = 9. A second common slip is finding IQR by adding the quartiles instead of subtracting, writing IQR = Q3 + Q1 (like 30 + 18 = 48) instead of IQR = Q3 − Q1 (30 − 18 = 12) — always order the data first, then subtract Q1 from Q3 to find the spread of the middle 50%.</w:t>
       </w:r>
     </w:p>
     <w:p>

--- a/lessons/8-5/homework.docx
+++ b/lessons/8-5/homework.docx
@@ -12,7 +12,7 @@
           <w:b/>
           <w:bCs/>
         </w:rPr>
-        <w:t xml:space="preserve">Graph Inequalities — Homework</w:t>
+        <w:t xml:space="preserve">Understand Inequalities and Their Solutions — Homework</w:t>
       </w:r>
     </w:p>
     <w:p>
@@ -24,7 +24,7 @@
           <w:i/>
           <w:iCs/>
         </w:rPr>
-        <w:t xml:space="preserve">Lesson 7-5  •  Standard 6.AT.9</w:t>
+        <w:t xml:space="preserve">Lesson 8-5  •  Standard 6.AT.9</w:t>
       </w:r>
     </w:p>
     <w:p>
@@ -161,10 +161,10 @@
           <w:b/>
           <w:bCs/>
         </w:rPr>
-        <w:t xml:space="preserve">Number line (Recta numérica)</w:t>
-      </w:r>
-      <w:r>
-        <w:t xml:space="preserve"> — A line with numbers in order. You use it to show answers.</w:t>
+        <w:t xml:space="preserve">Graph Inequalities (Representar desigualdades en una recta numérica)</w:t>
+      </w:r>
+      <w:r>
+        <w:t xml:space="preserve"> — Show every solution to an inequality on a number line with a boundary point and an arrow.</w:t>
       </w:r>
     </w:p>
     <w:p>
@@ -224,10 +224,10 @@
           <w:b/>
           <w:bCs/>
         </w:rPr>
-        <w:t xml:space="preserve">Open circle (Círculo abierto)</w:t>
-      </w:r>
-      <w:r>
-        <w:t xml:space="preserve"> — An empty circle showing a number is NOT included.</w:t>
+        <w:t xml:space="preserve">Number line (Recta numérica)</w:t>
+      </w:r>
+      <w:r>
+        <w:t xml:space="preserve"> — A straight line where numbers are placed in order; numbers get smaller to the left and larger to the right.</w:t>
       </w:r>
     </w:p>
     <w:p>
@@ -287,10 +287,10 @@
           <w:b/>
           <w:bCs/>
         </w:rPr>
-        <w:t xml:space="preserve">Closed circle (Círculo cerrado)</w:t>
-      </w:r>
-      <w:r>
-        <w:t xml:space="preserve"> — A filled-in circle showing a number IS included.</w:t>
+        <w:t xml:space="preserve">Open circle (Círculo abierto)</w:t>
+      </w:r>
+      <w:r>
+        <w:t xml:space="preserve"> — An empty circle showing a number is NOT included.</w:t>
       </w:r>
     </w:p>
     <w:p>
@@ -350,10 +350,10 @@
           <w:b/>
           <w:bCs/>
         </w:rPr>
-        <w:t xml:space="preserve">Solution set (Conjunto solución)</w:t>
-      </w:r>
-      <w:r>
-        <w:t xml:space="preserve"> — All the numbers that make the inequality true.</w:t>
+        <w:t xml:space="preserve">Closed circle (Círculo cerrado)</w:t>
+      </w:r>
+      <w:r>
+        <w:t xml:space="preserve"> — A filled-in circle showing a number IS included.</w:t>
       </w:r>
     </w:p>
     <w:p>
@@ -413,10 +413,10 @@
           <w:b/>
           <w:bCs/>
         </w:rPr>
-        <w:t xml:space="preserve">Inequality (Desigualdad)</w:t>
-      </w:r>
-      <w:r>
-        <w:t xml:space="preserve"> — A math sentence comparing two amounts with &lt;, &gt;, ≤, or ≥.</w:t>
+        <w:t xml:space="preserve">Solution set (Conjunto solución)</w:t>
+      </w:r>
+      <w:r>
+        <w:t xml:space="preserve"> — All the numbers that make the inequality true.</w:t>
       </w:r>
     </w:p>
     <w:p>
@@ -476,6 +476,69 @@
           <w:b/>
           <w:bCs/>
         </w:rPr>
+        <w:t xml:space="preserve">Inequality (Desigualdad)</w:t>
+      </w:r>
+      <w:r>
+        <w:t xml:space="preserve"> — A math sentence that compares two sides with &lt;, &gt;, ≤, or ≥.</w:t>
+      </w:r>
+    </w:p>
+    <w:p>
+      <w:pPr>
+        <w:keepNext/>
+        <w:spacing w:after="20" w:before="80"/>
+        <w:jc w:val="center"/>
+      </w:pPr>
+      <w:r>
+        <w:drawing>
+          <wp:inline distT="0" distB="0" distL="0" distR="0">
+            <wp:extent cx="1047750" cy="790575"/>
+            <wp:effectExtent t="0" r="0" b="0" l="0"/>
+            <wp:docPr id="1" name="" descr="" title=""/>
+            <wp:cNvGraphicFramePr>
+              <a:graphicFrameLocks xmlns:a="http://schemas.openxmlformats.org/drawingml/2006/main" noChangeAspect="1"/>
+            </wp:cNvGraphicFramePr>
+            <a:graphic xmlns:a="http://schemas.openxmlformats.org/drawingml/2006/main">
+              <a:graphicData uri="http://schemas.openxmlformats.org/drawingml/2006/picture">
+                <pic:pic xmlns:pic="http://schemas.openxmlformats.org/drawingml/2006/picture">
+                  <pic:nvPicPr>
+                    <pic:cNvPr id="0" name="" descr=""/>
+                    <pic:cNvPicPr>
+                      <a:picLocks noChangeAspect="1" noChangeArrowheads="1"/>
+                    </pic:cNvPicPr>
+                  </pic:nvPicPr>
+                  <pic:blipFill>
+                    <a:blip r:embed="rId13" cstate="none"/>
+                    <a:srcRect/>
+                    <a:stretch>
+                      <a:fillRect/>
+                    </a:stretch>
+                  </pic:blipFill>
+                  <pic:spPr bwMode="auto">
+                    <a:xfrm>
+                      <a:off x="0" y="0"/>
+                      <a:ext cx="1047750" cy="790575"/>
+                    </a:xfrm>
+                    <a:prstGeom prst="rect">
+                      <a:avLst/>
+                    </a:prstGeom>
+                  </pic:spPr>
+                </pic:pic>
+              </a:graphicData>
+            </a:graphic>
+          </wp:inline>
+        </w:drawing>
+      </w:r>
+    </w:p>
+    <w:p>
+      <w:pPr>
+        <w:keepNext/>
+        <w:spacing w:after="120"/>
+      </w:pPr>
+      <w:r>
+        <w:rPr>
+          <w:b/>
+          <w:bCs/>
+        </w:rPr>
         <w:t xml:space="preserve">Boundary point (Punto límite)</w:t>
       </w:r>
       <w:r>
@@ -958,7 +1021,7 @@
           <w:b/>
           <w:bCs/>
         </w:rPr>
-        <w:t xml:space="preserve">5. onLevel — Spot the Common Mistake</w:t>
+        <w:t xml:space="preserve">5. Spot the Common Mistake</w:t>
       </w:r>
     </w:p>
     <w:p>
@@ -1616,7 +1679,7 @@
           <w:b/>
           <w:bCs/>
         </w:rPr>
-        <w:t xml:space="preserve">5. onLevel — Spot the Common Mistake</w:t>
+        <w:t xml:space="preserve">5. Spot the Common Mistake</w:t>
       </w:r>
     </w:p>
     <w:p>
@@ -1633,6 +1696,14 @@
       </w:pPr>
       <w:r>
         <w:t xml:space="preserve">     Correct work: The circle choice was correct — c &lt; 9 does not include 9, so it needs an open circle. But 'less than' means smaller values, so the shading should go LEFT toward smaller numbers, not right. Final graph: open circle at 9, shaded left.</w:t>
+      </w:r>
+    </w:p>
+    <w:p>
+      <w:pPr>
+        <w:spacing w:after="80" w:before="0"/>
+      </w:pPr>
+      <w:r>
+        <w:t xml:space="preserve">     Watch for: The open circle at 9 is correct because c &lt; 9 leaves 9 out, but the shade direction step goes the wrong way. 'Fewer than 9 clues' means values smaller than 9, so the shading runs left, giving an open circle at 9 shaded left.</w:t>
       </w:r>
     </w:p>
     <w:p>
@@ -1829,6 +1900,14 @@
       </w:pPr>
       <w:r>
         <w:t xml:space="preserve">     Correct work: k &gt; 19 uses the strict symbol &gt;, so 19 is NOT a solution. The circle must be OPEN, not closed. The shading right is correct. Final graph: open circle at 19, shaded right.</w:t>
+      </w:r>
+    </w:p>
+    <w:p>
+      <w:pPr>
+        <w:spacing w:after="80" w:before="0"/>
+      </w:pPr>
+      <w:r>
+        <w:t xml:space="preserve">     Watch for: The loot weighed MORE than 19 pounds, so 19 itself is ruled out and k &gt; 19 needs an open circle — but the circle type step filled it in. Shading right is correct, so the finished graph is an open circle at 19 shaded right.</w:t>
       </w:r>
     </w:p>
     <w:sectPr>
